--- a/PHOCS-Docgentemplates/PHOCS_ResidentialCare_Licence_Template.docx
+++ b/PHOCS-Docgentemplates/PHOCS_ResidentialCare_Licence_Template.docx
@@ -1756,14 +1756,6 @@
       <w:tblPr>
         <w:tblW w:w="9466" w:type="dxa"/>
         <w:tblInd w:w="137" w:type="dxa"/>
-        <w:tblBorders>
-          <w:top w:val="single" w:sz="4" w:space="0" w:color="auto"/>
-          <w:left w:val="single" w:sz="4" w:space="0" w:color="auto"/>
-          <w:bottom w:val="single" w:sz="4" w:space="0" w:color="auto"/>
-          <w:right w:val="single" w:sz="4" w:space="0" w:color="auto"/>
-          <w:insideH w:val="single" w:sz="4" w:space="0" w:color="auto"/>
-          <w:insideV w:val="single" w:sz="4" w:space="0" w:color="auto"/>
-        </w:tblBorders>
         <w:tblCellMar>
           <w:left w:w="0" w:type="dxa"/>
           <w:right w:w="0" w:type="dxa"/>
@@ -2028,14 +2020,6 @@
       <w:tblPr>
         <w:tblW w:w="9497" w:type="dxa"/>
         <w:tblInd w:w="132" w:type="dxa"/>
-        <w:tblBorders>
-          <w:top w:val="single" w:sz="4" w:space="0" w:color="auto"/>
-          <w:left w:val="single" w:sz="4" w:space="0" w:color="auto"/>
-          <w:bottom w:val="single" w:sz="4" w:space="0" w:color="auto"/>
-          <w:right w:val="single" w:sz="4" w:space="0" w:color="auto"/>
-          <w:insideH w:val="single" w:sz="4" w:space="0" w:color="auto"/>
-          <w:insideV w:val="single" w:sz="4" w:space="0" w:color="auto"/>
-        </w:tblBorders>
         <w:tblLayout w:type="fixed"/>
         <w:tblCellMar>
           <w:left w:w="0" w:type="dxa"/>
@@ -16677,7 +16661,12 @@
 </file>
 
 <file path=customXml/item2.xml><?xml version="1.0" encoding="utf-8"?>
-<b:Sources xmlns:b="http://schemas.openxmlformats.org/officeDocument/2006/bibliography" xmlns="http://schemas.openxmlformats.org/officeDocument/2006/bibliography" SelectedStyle="/APA.XSL" StyleName="APA"/>
+<?mso-contentType ?>
+<FormTemplates xmlns="http://schemas.microsoft.com/sharepoint/v3/contenttype/forms">
+  <Display>DocumentLibraryForm</Display>
+  <Edit>DocumentLibraryForm</Edit>
+  <New>DocumentLibraryForm</New>
+</FormTemplates>
 </file>
 
 <file path=customXml/item3.xml><?xml version="1.0" encoding="utf-8"?>
@@ -16876,12 +16865,7 @@
 </file>
 
 <file path=customXml/item4.xml><?xml version="1.0" encoding="utf-8"?>
-<?mso-contentType ?>
-<FormTemplates xmlns="http://schemas.microsoft.com/sharepoint/v3/contenttype/forms">
-  <Display>DocumentLibraryForm</Display>
-  <Edit>DocumentLibraryForm</Edit>
-  <New>DocumentLibraryForm</New>
-</FormTemplates>
+<b:Sources xmlns:b="http://schemas.openxmlformats.org/officeDocument/2006/bibliography" xmlns="http://schemas.openxmlformats.org/officeDocument/2006/bibliography" SelectedStyle="/APA.XSL" StyleName="APA"/>
 </file>
 
 <file path=customXml/itemProps1.xml><?xml version="1.0" encoding="utf-8"?>
@@ -16896,9 +16880,9 @@
 </file>
 
 <file path=customXml/itemProps2.xml><?xml version="1.0" encoding="utf-8"?>
-<ds:datastoreItem xmlns:ds="http://schemas.openxmlformats.org/officeDocument/2006/customXml" ds:itemID="{EF278816-EC6F-A645-907D-7F25AECB1D4A}">
+<ds:datastoreItem xmlns:ds="http://schemas.openxmlformats.org/officeDocument/2006/customXml" ds:itemID="{360ECE8A-3139-463D-90B6-2A7471686095}">
   <ds:schemaRefs>
-    <ds:schemaRef ds:uri="http://schemas.openxmlformats.org/officeDocument/2006/bibliography"/>
+    <ds:schemaRef ds:uri="http://schemas.microsoft.com/sharepoint/v3/contenttype/forms"/>
   </ds:schemaRefs>
 </ds:datastoreItem>
 </file>
@@ -16923,9 +16907,9 @@
 </file>
 
 <file path=customXml/itemProps4.xml><?xml version="1.0" encoding="utf-8"?>
-<ds:datastoreItem xmlns:ds="http://schemas.openxmlformats.org/officeDocument/2006/customXml" ds:itemID="{360ECE8A-3139-463D-90B6-2A7471686095}">
+<ds:datastoreItem xmlns:ds="http://schemas.openxmlformats.org/officeDocument/2006/customXml" ds:itemID="{EF278816-EC6F-A645-907D-7F25AECB1D4A}">
   <ds:schemaRefs>
-    <ds:schemaRef ds:uri="http://schemas.microsoft.com/sharepoint/v3/contenttype/forms"/>
+    <ds:schemaRef ds:uri="http://schemas.openxmlformats.org/officeDocument/2006/bibliography"/>
   </ds:schemaRefs>
 </ds:datastoreItem>
 </file>

--- a/PHOCS-Docgentemplates/PHOCS_ResidentialCare_Licence_Template.docx
+++ b/PHOCS-Docgentemplates/PHOCS_ResidentialCare_Licence_Template.docx
@@ -1238,6 +1238,14 @@
                 <w:tbl>
                   <w:tblPr>
                     <w:tblW w:w="9510" w:type="dxa"/>
+                    <w:tblBorders>
+                      <w:top w:val="single" w:sz="4" w:space="0" w:color="auto"/>
+                      <w:left w:val="single" w:sz="4" w:space="0" w:color="auto"/>
+                      <w:bottom w:val="single" w:sz="4" w:space="0" w:color="auto"/>
+                      <w:right w:val="single" w:sz="4" w:space="0" w:color="auto"/>
+                      <w:insideH w:val="single" w:sz="4" w:space="0" w:color="auto"/>
+                      <w:insideV w:val="single" w:sz="4" w:space="0" w:color="auto"/>
+                    </w:tblBorders>
                     <w:tblCellMar>
                       <w:left w:w="0" w:type="dxa"/>
                       <w:right w:w="0" w:type="dxa"/>
@@ -1257,12 +1265,6 @@
                     <w:tc>
                       <w:tcPr>
                         <w:tcW w:w="2571" w:type="dxa"/>
-                        <w:tcBorders>
-                          <w:top w:val="single" w:sz="8" w:space="0" w:color="auto"/>
-                          <w:left w:val="single" w:sz="8" w:space="0" w:color="auto"/>
-                          <w:bottom w:val="single" w:sz="8" w:space="0" w:color="auto"/>
-                          <w:right w:val="single" w:sz="8" w:space="0" w:color="auto"/>
-                        </w:tcBorders>
                         <w:shd w:val="clear" w:color="auto" w:fill="BFBFBF"/>
                         <w:tcMar>
                           <w:top w:w="0" w:type="dxa"/>
@@ -1316,12 +1318,6 @@
                     <w:tc>
                       <w:tcPr>
                         <w:tcW w:w="2126" w:type="dxa"/>
-                        <w:tcBorders>
-                          <w:top w:val="single" w:sz="8" w:space="0" w:color="auto"/>
-                          <w:left w:val="nil"/>
-                          <w:bottom w:val="single" w:sz="8" w:space="0" w:color="auto"/>
-                          <w:right w:val="single" w:sz="8" w:space="0" w:color="auto"/>
-                        </w:tcBorders>
                         <w:shd w:val="clear" w:color="auto" w:fill="BFBFBF"/>
                         <w:tcMar>
                           <w:top w:w="0" w:type="dxa"/>
@@ -1349,12 +1345,6 @@
                     <w:tc>
                       <w:tcPr>
                         <w:tcW w:w="2410" w:type="dxa"/>
-                        <w:tcBorders>
-                          <w:top w:val="single" w:sz="8" w:space="0" w:color="auto"/>
-                          <w:left w:val="nil"/>
-                          <w:bottom w:val="single" w:sz="8" w:space="0" w:color="auto"/>
-                          <w:right w:val="single" w:sz="8" w:space="0" w:color="auto"/>
-                        </w:tcBorders>
                         <w:shd w:val="clear" w:color="auto" w:fill="BFBFBF"/>
                         <w:tcMar>
                           <w:top w:w="0" w:type="dxa"/>
@@ -1382,12 +1372,6 @@
                     <w:tc>
                       <w:tcPr>
                         <w:tcW w:w="2409" w:type="dxa"/>
-                        <w:tcBorders>
-                          <w:top w:val="single" w:sz="8" w:space="0" w:color="auto"/>
-                          <w:left w:val="nil"/>
-                          <w:bottom w:val="single" w:sz="8" w:space="0" w:color="auto"/>
-                          <w:right w:val="single" w:sz="8" w:space="0" w:color="auto"/>
-                        </w:tcBorders>
                         <w:shd w:val="clear" w:color="auto" w:fill="BFBFBF"/>
                         <w:tcMar>
                           <w:top w:w="0" w:type="dxa"/>
@@ -1420,12 +1404,6 @@
                     <w:tc>
                       <w:tcPr>
                         <w:tcW w:w="2571" w:type="dxa"/>
-                        <w:tcBorders>
-                          <w:top w:val="nil"/>
-                          <w:left w:val="single" w:sz="8" w:space="0" w:color="auto"/>
-                          <w:bottom w:val="single" w:sz="8" w:space="0" w:color="auto"/>
-                          <w:right w:val="single" w:sz="8" w:space="0" w:color="auto"/>
-                        </w:tcBorders>
                         <w:tcMar>
                           <w:top w:w="0" w:type="dxa"/>
                           <w:left w:w="105" w:type="dxa"/>
@@ -1466,12 +1444,6 @@
                     <w:tc>
                       <w:tcPr>
                         <w:tcW w:w="2126" w:type="dxa"/>
-                        <w:tcBorders>
-                          <w:top w:val="nil"/>
-                          <w:left w:val="nil"/>
-                          <w:bottom w:val="single" w:sz="8" w:space="0" w:color="auto"/>
-                          <w:right w:val="single" w:sz="8" w:space="0" w:color="auto"/>
-                        </w:tcBorders>
                         <w:tcMar>
                           <w:top w:w="0" w:type="dxa"/>
                           <w:left w:w="105" w:type="dxa"/>
@@ -1509,12 +1481,6 @@
                     <w:tc>
                       <w:tcPr>
                         <w:tcW w:w="2410" w:type="dxa"/>
-                        <w:tcBorders>
-                          <w:top w:val="nil"/>
-                          <w:left w:val="nil"/>
-                          <w:bottom w:val="single" w:sz="8" w:space="0" w:color="auto"/>
-                          <w:right w:val="single" w:sz="8" w:space="0" w:color="auto"/>
-                        </w:tcBorders>
                         <w:tcMar>
                           <w:top w:w="0" w:type="dxa"/>
                           <w:left w:w="105" w:type="dxa"/>
@@ -1552,12 +1518,6 @@
                     <w:tc>
                       <w:tcPr>
                         <w:tcW w:w="2409" w:type="dxa"/>
-                        <w:tcBorders>
-                          <w:top w:val="nil"/>
-                          <w:left w:val="nil"/>
-                          <w:bottom w:val="single" w:sz="8" w:space="0" w:color="auto"/>
-                          <w:right w:val="single" w:sz="8" w:space="0" w:color="auto"/>
-                        </w:tcBorders>
                         <w:tcMar>
                           <w:top w:w="0" w:type="dxa"/>
                           <w:left w:w="105" w:type="dxa"/>
@@ -1627,12 +1587,6 @@
                       <w:tcPr>
                         <w:tcW w:w="7107" w:type="dxa"/>
                         <w:gridSpan w:val="3"/>
-                        <w:tcBorders>
-                          <w:top w:val="nil"/>
-                          <w:left w:val="single" w:sz="8" w:space="0" w:color="auto"/>
-                          <w:bottom w:val="single" w:sz="4" w:space="0" w:color="auto"/>
-                          <w:right w:val="single" w:sz="8" w:space="0" w:color="auto"/>
-                        </w:tcBorders>
                         <w:tcMar>
                           <w:top w:w="0" w:type="dxa"/>
                           <w:left w:w="105" w:type="dxa"/>
@@ -1678,12 +1632,6 @@
                     <w:tc>
                       <w:tcPr>
                         <w:tcW w:w="2409" w:type="dxa"/>
-                        <w:tcBorders>
-                          <w:top w:val="nil"/>
-                          <w:left w:val="nil"/>
-                          <w:bottom w:val="single" w:sz="4" w:space="0" w:color="auto"/>
-                          <w:right w:val="single" w:sz="8" w:space="0" w:color="auto"/>
-                        </w:tcBorders>
                         <w:tcMar>
                           <w:top w:w="0" w:type="dxa"/>
                           <w:left w:w="105" w:type="dxa"/>
@@ -2058,6 +2006,36 @@
                 <w:szCs w:val="24"/>
               </w:rPr>
             </w:pPr>
+          </w:p>
+          <w:p>
+            <w:pPr>
+              <w:spacing w:after="0"/>
+              <w:rPr>
+                <w:rFonts w:ascii="BC Sans" w:hAnsi="BC Sans"/>
+                <w:b/>
+                <w:bCs/>
+                <w:color w:val="000000"/>
+                <w:sz w:val="24"/>
+                <w:szCs w:val="24"/>
+              </w:rPr>
+            </w:pPr>
+            <w:r>
+              <w:rPr>
+                <w:rFonts w:ascii="BC Sans" w:hAnsi="BC Sans"/>
+                <w:sz w:val="24"/>
+                <w:szCs w:val="24"/>
+              </w:rPr>
+              <w:t>{{#IssuingDepartment</w:t>
+            </w:r>
+            <w:proofErr w:type="gramStart"/>
+            <w:r>
+              <w:rPr>
+                <w:rFonts w:ascii="BC Sans" w:hAnsi="BC Sans"/>
+                <w:sz w:val="24"/>
+                <w:szCs w:val="24"/>
+              </w:rPr>
+              <w:t>}}</w:t>
+            </w:r>
             <w:r>
               <w:rPr>
                 <w:rFonts w:ascii="BC Sans" w:hAnsi="BC Sans"/>
@@ -2067,7 +2045,19 @@
                 <w:sz w:val="24"/>
                 <w:szCs w:val="24"/>
               </w:rPr>
-              <w:t>Issuing Authority:</w:t>
+              <w:t>Issuing</w:t>
+            </w:r>
+            <w:proofErr w:type="gramEnd"/>
+            <w:r>
+              <w:rPr>
+                <w:rFonts w:ascii="BC Sans" w:hAnsi="BC Sans"/>
+                <w:b/>
+                <w:bCs/>
+                <w:color w:val="000000"/>
+                <w:sz w:val="24"/>
+                <w:szCs w:val="24"/>
+              </w:rPr>
+              <w:t xml:space="preserve"> Authority:</w:t>
             </w:r>
           </w:p>
           <w:p>
@@ -2106,31 +2096,41 @@
                 <w:szCs w:val="24"/>
               </w:rPr>
             </w:pPr>
+          </w:p>
+          <w:p>
+            <w:pPr>
+              <w:spacing w:after="0"/>
+              <w:rPr>
+                <w:rFonts w:ascii="BC Sans" w:hAnsi="BC Sans"/>
+                <w:sz w:val="24"/>
+                <w:szCs w:val="24"/>
+              </w:rPr>
+            </w:pPr>
             <w:r>
               <w:rPr>
                 <w:rFonts w:ascii="BC Sans" w:hAnsi="BC Sans"/>
                 <w:sz w:val="24"/>
                 <w:szCs w:val="24"/>
               </w:rPr>
-              <w:t>{{#IssuingDepartment</w:t>
+              <w:t>{{</w:t>
             </w:r>
-            <w:proofErr w:type="gramStart"/>
+            <w:proofErr w:type="spellStart"/>
             <w:r>
               <w:rPr>
                 <w:rFonts w:ascii="BC Sans" w:hAnsi="BC Sans"/>
                 <w:sz w:val="24"/>
                 <w:szCs w:val="24"/>
               </w:rPr>
-              <w:t>}}{</w:t>
+              <w:t>IssuingDepartment</w:t>
             </w:r>
-            <w:proofErr w:type="gramEnd"/>
+            <w:proofErr w:type="spellEnd"/>
             <w:r>
               <w:rPr>
                 <w:rFonts w:ascii="BC Sans" w:hAnsi="BC Sans"/>
                 <w:sz w:val="24"/>
                 <w:szCs w:val="24"/>
               </w:rPr>
-              <w:t>{IssuingDepartment}}</w:t>
+              <w:t>}}</w:t>
             </w:r>
             <w:r>
               <w:rPr>
@@ -2196,13 +2196,42 @@
             <w:r>
               <w:rPr>
                 <w:rFonts w:ascii="BC Sans" w:hAnsi="BC Sans"/>
+                <w:sz w:val="24"/>
+                <w:szCs w:val="24"/>
+              </w:rPr>
+              <w:t>{{#ByAuthorityOf</w:t>
+            </w:r>
+            <w:proofErr w:type="gramStart"/>
+            <w:r>
+              <w:rPr>
+                <w:rFonts w:ascii="BC Sans" w:hAnsi="BC Sans"/>
+                <w:sz w:val="24"/>
+                <w:szCs w:val="24"/>
+              </w:rPr>
+              <w:t>}}</w:t>
+            </w:r>
+            <w:r>
+              <w:rPr>
+                <w:rFonts w:ascii="BC Sans" w:hAnsi="BC Sans"/>
                 <w:b/>
                 <w:bCs/>
                 <w:color w:val="000000"/>
                 <w:sz w:val="24"/>
                 <w:szCs w:val="24"/>
               </w:rPr>
-              <w:t>By Authority of:</w:t>
+              <w:t>By</w:t>
+            </w:r>
+            <w:proofErr w:type="gramEnd"/>
+            <w:r>
+              <w:rPr>
+                <w:rFonts w:ascii="BC Sans" w:hAnsi="BC Sans"/>
+                <w:b/>
+                <w:bCs/>
+                <w:color w:val="000000"/>
+                <w:sz w:val="24"/>
+                <w:szCs w:val="24"/>
+              </w:rPr>
+              <w:t xml:space="preserve"> Authority of:</w:t>
             </w:r>
           </w:p>
         </w:tc>
@@ -2232,25 +2261,7 @@
                 <w:sz w:val="24"/>
                 <w:szCs w:val="24"/>
               </w:rPr>
-              <w:t>{{#ByAuthorityOf</w:t>
-            </w:r>
-            <w:proofErr w:type="gramStart"/>
-            <w:r>
-              <w:rPr>
-                <w:rFonts w:ascii="BC Sans" w:hAnsi="BC Sans"/>
-                <w:sz w:val="24"/>
-                <w:szCs w:val="24"/>
-              </w:rPr>
-              <w:t>}}{</w:t>
-            </w:r>
-            <w:proofErr w:type="gramEnd"/>
-            <w:r>
-              <w:rPr>
-                <w:rFonts w:ascii="BC Sans" w:hAnsi="BC Sans"/>
-                <w:sz w:val="24"/>
-                <w:szCs w:val="24"/>
-              </w:rPr>
-              <w:t>{ByAuthorityOf}}</w:t>
+              <w:t>{{ByAuthorityOf}}</w:t>
             </w:r>
             <w:r>
               <w:rPr>
@@ -16650,26 +16661,10 @@
 </file>
 
 <file path=customXml/item1.xml><?xml version="1.0" encoding="utf-8"?>
-<p:properties xmlns:p="http://schemas.microsoft.com/office/2006/metadata/properties" xmlns:xsi="http://www.w3.org/2001/XMLSchema-instance" xmlns:pc="http://schemas.microsoft.com/office/infopath/2007/PartnerControls">
-  <documentManagement>
-    <lcf76f155ced4ddcb4097134ff3c332f xmlns="94d5cf59-5162-48bc-aa9b-620df72947f5">
-      <Terms xmlns="http://schemas.microsoft.com/office/infopath/2007/PartnerControls"/>
-    </lcf76f155ced4ddcb4097134ff3c332f>
-    <TaxCatchAll xmlns="8350b7c0-334b-4e19-bfc1-744f6a979eee" xsi:nil="true"/>
-  </documentManagement>
-</p:properties>
+<b:Sources xmlns:b="http://schemas.openxmlformats.org/officeDocument/2006/bibliography" xmlns="http://schemas.openxmlformats.org/officeDocument/2006/bibliography" SelectedStyle="/APA.XSL" StyleName="APA"/>
 </file>
 
 <file path=customXml/item2.xml><?xml version="1.0" encoding="utf-8"?>
-<?mso-contentType ?>
-<FormTemplates xmlns="http://schemas.microsoft.com/sharepoint/v3/contenttype/forms">
-  <Display>DocumentLibraryForm</Display>
-  <Edit>DocumentLibraryForm</Edit>
-  <New>DocumentLibraryForm</New>
-</FormTemplates>
-</file>
-
-<file path=customXml/item3.xml><?xml version="1.0" encoding="utf-8"?>
 <ct:contentTypeSchema xmlns:ct="http://schemas.microsoft.com/office/2006/metadata/contentType" xmlns:ma="http://schemas.microsoft.com/office/2006/metadata/properties/metaAttributes" ct:_="" ma:_="" ma:contentTypeName="Document" ma:contentTypeID="0x01010015F16144C0593A4A82C8AE0B67DB460F" ma:contentTypeVersion="11" ma:contentTypeDescription="Create a new document." ma:contentTypeScope="" ma:versionID="f03428ffc1746d68619392bc270e65d0">
   <xsd:schema xmlns:xsd="http://www.w3.org/2001/XMLSchema" xmlns:xs="http://www.w3.org/2001/XMLSchema" xmlns:p="http://schemas.microsoft.com/office/2006/metadata/properties" xmlns:ns2="94d5cf59-5162-48bc-aa9b-620df72947f5" xmlns:ns3="8350b7c0-334b-4e19-bfc1-744f6a979eee" targetNamespace="http://schemas.microsoft.com/office/2006/metadata/properties" ma:root="true" ma:fieldsID="2206ae29c74f0be434f81d51f34f460d" ns2:_="" ns3:_="">
     <xsd:import namespace="94d5cf59-5162-48bc-aa9b-620df72947f5"/>
@@ -16864,30 +16859,35 @@
 </ct:contentTypeSchema>
 </file>
 
+<file path=customXml/item3.xml><?xml version="1.0" encoding="utf-8"?>
+<?mso-contentType ?>
+<FormTemplates xmlns="http://schemas.microsoft.com/sharepoint/v3/contenttype/forms">
+  <Display>DocumentLibraryForm</Display>
+  <Edit>DocumentLibraryForm</Edit>
+  <New>DocumentLibraryForm</New>
+</FormTemplates>
+</file>
+
 <file path=customXml/item4.xml><?xml version="1.0" encoding="utf-8"?>
-<b:Sources xmlns:b="http://schemas.openxmlformats.org/officeDocument/2006/bibliography" xmlns="http://schemas.openxmlformats.org/officeDocument/2006/bibliography" SelectedStyle="/APA.XSL" StyleName="APA"/>
+<p:properties xmlns:p="http://schemas.microsoft.com/office/2006/metadata/properties" xmlns:xsi="http://www.w3.org/2001/XMLSchema-instance" xmlns:pc="http://schemas.microsoft.com/office/infopath/2007/PartnerControls">
+  <documentManagement>
+    <lcf76f155ced4ddcb4097134ff3c332f xmlns="94d5cf59-5162-48bc-aa9b-620df72947f5">
+      <Terms xmlns="http://schemas.microsoft.com/office/infopath/2007/PartnerControls"/>
+    </lcf76f155ced4ddcb4097134ff3c332f>
+    <TaxCatchAll xmlns="8350b7c0-334b-4e19-bfc1-744f6a979eee" xsi:nil="true"/>
+  </documentManagement>
+</p:properties>
 </file>
 
 <file path=customXml/itemProps1.xml><?xml version="1.0" encoding="utf-8"?>
-<ds:datastoreItem xmlns:ds="http://schemas.openxmlformats.org/officeDocument/2006/customXml" ds:itemID="{A7606A45-B25C-4FBA-BE17-306B7D23C091}">
+<ds:datastoreItem xmlns:ds="http://schemas.openxmlformats.org/officeDocument/2006/customXml" ds:itemID="{EF278816-EC6F-A645-907D-7F25AECB1D4A}">
   <ds:schemaRefs>
-    <ds:schemaRef ds:uri="http://schemas.microsoft.com/office/2006/metadata/properties"/>
-    <ds:schemaRef ds:uri="http://schemas.microsoft.com/office/infopath/2007/PartnerControls"/>
-    <ds:schemaRef ds:uri="94d5cf59-5162-48bc-aa9b-620df72947f5"/>
-    <ds:schemaRef ds:uri="8350b7c0-334b-4e19-bfc1-744f6a979eee"/>
+    <ds:schemaRef ds:uri="http://schemas.openxmlformats.org/officeDocument/2006/bibliography"/>
   </ds:schemaRefs>
 </ds:datastoreItem>
 </file>
 
 <file path=customXml/itemProps2.xml><?xml version="1.0" encoding="utf-8"?>
-<ds:datastoreItem xmlns:ds="http://schemas.openxmlformats.org/officeDocument/2006/customXml" ds:itemID="{360ECE8A-3139-463D-90B6-2A7471686095}">
-  <ds:schemaRefs>
-    <ds:schemaRef ds:uri="http://schemas.microsoft.com/sharepoint/v3/contenttype/forms"/>
-  </ds:schemaRefs>
-</ds:datastoreItem>
-</file>
-
-<file path=customXml/itemProps3.xml><?xml version="1.0" encoding="utf-8"?>
 <ds:datastoreItem xmlns:ds="http://schemas.openxmlformats.org/officeDocument/2006/customXml" ds:itemID="{5B64FE0E-7912-4F95-AAFF-E0C8FB9265FD}">
   <ds:schemaRefs>
     <ds:schemaRef ds:uri="http://schemas.microsoft.com/office/2006/metadata/contentType"/>
@@ -16906,10 +16906,21 @@
 </ds:datastoreItem>
 </file>
 
+<file path=customXml/itemProps3.xml><?xml version="1.0" encoding="utf-8"?>
+<ds:datastoreItem xmlns:ds="http://schemas.openxmlformats.org/officeDocument/2006/customXml" ds:itemID="{360ECE8A-3139-463D-90B6-2A7471686095}">
+  <ds:schemaRefs>
+    <ds:schemaRef ds:uri="http://schemas.microsoft.com/sharepoint/v3/contenttype/forms"/>
+  </ds:schemaRefs>
+</ds:datastoreItem>
+</file>
+
 <file path=customXml/itemProps4.xml><?xml version="1.0" encoding="utf-8"?>
-<ds:datastoreItem xmlns:ds="http://schemas.openxmlformats.org/officeDocument/2006/customXml" ds:itemID="{EF278816-EC6F-A645-907D-7F25AECB1D4A}">
+<ds:datastoreItem xmlns:ds="http://schemas.openxmlformats.org/officeDocument/2006/customXml" ds:itemID="{A7606A45-B25C-4FBA-BE17-306B7D23C091}">
   <ds:schemaRefs>
-    <ds:schemaRef ds:uri="http://schemas.openxmlformats.org/officeDocument/2006/bibliography"/>
+    <ds:schemaRef ds:uri="http://schemas.microsoft.com/office/2006/metadata/properties"/>
+    <ds:schemaRef ds:uri="http://schemas.microsoft.com/office/infopath/2007/PartnerControls"/>
+    <ds:schemaRef ds:uri="94d5cf59-5162-48bc-aa9b-620df72947f5"/>
+    <ds:schemaRef ds:uri="8350b7c0-334b-4e19-bfc1-744f6a979eee"/>
   </ds:schemaRefs>
 </ds:datastoreItem>
 </file>
